--- a/campaigns/summer-end-tired-test-outreach.docx
+++ b/campaigns/summer-end-tired-test-outreach.docx
@@ -74,17 +74,31 @@
         <w:t xml:space="preserve"> </w:t>
       </w:r>
       <w:r>
-        <w:t xml:space="preserve">$500 off the Consumer Unit and free shipping, through</w:t>
-      </w:r>
-      <w:r>
-        <w:t xml:space="preserve"> </w:t>
-      </w:r>
-      <w:r>
-        <w:rPr>
+        <w:t xml:space="preserve">$500 off the Consumer Unit and free shipping. Code</w:t>
+      </w:r>
+      <w:r>
+        <w:t xml:space="preserve"> </w:t>
+      </w:r>
+      <w:r>
+        <w:rPr>
+          <w:rStyle w:val="VerbatimChar"/>
           <w:b/>
           <w:bCs/>
         </w:rPr>
-        <w:t xml:space="preserve">midnight on Monday, August 31</w:t>
+        <w:t xml:space="preserve">SUMMEREND500</w:t>
+      </w:r>
+      <w:r>
+        <w:t xml:space="preserve">, live in Shopify, expires</w:t>
+      </w:r>
+      <w:r>
+        <w:t xml:space="preserve"> </w:t>
+      </w:r>
+      <w:r>
+        <w:rPr>
+          <w:b/>
+          <w:bCs/>
+        </w:rPr>
+        <w:t xml:space="preserve">11:59pm on Monday, August 31</w:t>
       </w:r>
       <w:r>
         <w:t xml:space="preserve">.</w:t>
@@ -131,13 +145,7 @@
           <w:b/>
           <w:bCs/>
         </w:rPr>
-        <w:t xml:space="preserve">1. The offer needs a working discount code.</w:t>
-      </w:r>
-      <w:r>
-        <w:t xml:space="preserve"> </w:t>
-      </w:r>
-      <w:r>
-        <w:t xml:space="preserve">Nothing here can go out until a Shopify code exists and has been tested on a real cart. Placeholder below is</w:t>
+        <w:t xml:space="preserve">1. The code is live.</w:t>
       </w:r>
       <w:r>
         <w:t xml:space="preserve"> </w:t>
@@ -149,7 +157,41 @@
         <w:t xml:space="preserve">SUMMEREND500</w:t>
       </w:r>
       <w:r>
-        <w:t xml:space="preserve">. Replace it everywhere or the first prospect who tries it does your QA for you.</w:t>
+        <w:t xml:space="preserve">, expiring 11:59pm on August 31. Run one test order to the cart step before the first call, so the first person to try it is not the one who finds a problem.</w:t>
+      </w:r>
+    </w:p>
+    <w:p>
+      <w:pPr>
+        <w:pStyle w:val="BodyText"/>
+      </w:pPr>
+      <w:r>
+        <w:rPr>
+          <w:b/>
+          <w:bCs/>
+        </w:rPr>
+        <w:t xml:space="preserve">Time zone, worth thirty seconds of thought.</w:t>
+      </w:r>
+      <w:r>
+        <w:t xml:space="preserve"> </w:t>
+      </w:r>
+      <w:r>
+        <w:t xml:space="preserve">Shopify expires the code in the store’s own zone. Arizona does not observe daylight saving, so through August,</w:t>
+      </w:r>
+      <w:r>
+        <w:t xml:space="preserve"> </w:t>
+      </w:r>
+      <w:r>
+        <w:rPr>
+          <w:b/>
+          <w:bCs/>
+        </w:rPr>
+        <w:t xml:space="preserve">Arizona time and Pacific time are the same moment.</w:t>
+      </w:r>
+      <w:r>
+        <w:t xml:space="preserve"> </w:t>
+      </w:r>
+      <w:r>
+        <w:t xml:space="preserve">Eastern is three hours ahead of both. A prospect on the East Coast who goes to buy at 11:00pm their time on the 31st will find the code already dead, and they will not read that as a time zone, they will read it as a bait and switch. Either say the zone in the copy, or decide now that you will honor a near miss on September 1 and tell Millie so she can say it on the phone.</w:t>
       </w:r>
     </w:p>
     <w:p>
@@ -399,7 +441,7 @@
         <w:pStyle w:val="BlockText"/>
       </w:pPr>
       <w:r>
-        <w:t xml:space="preserve">The reason for the timing. We are running a Summer End offer: $500 off and free shipping, through midnight on August 31. That takes it from $2,995 to $2,495. After the 31st it goes back.</w:t>
+        <w:t xml:space="preserve">The reason for the timing. We are running a Summer End offer: $500 off and free shipping, through 11:59pm on August 31. That takes it from $2,995 to $2,495. After the 31st it goes back.</w:t>
       </w:r>
     </w:p>
     <w:p>
@@ -806,7 +848,7 @@
         <w:pStyle w:val="BlockText"/>
       </w:pPr>
       <w:r>
-        <w:t xml:space="preserve">Hi {{first_name}}, this is Millie from Enyrgy. You took our Tired Test a while back. I’m calling because we’re running a Summer End offer that closes August 31, $500 off and free shipping, and I did not want you to miss it if you’d been thinking about it. I’ll send you an email with the details. If you’d rather talk it through, my number is here. Thanks.</w:t>
+        <w:t xml:space="preserve">Hi {{first_name}}, this is Millie from Enyrgy. You took our Tired Test a while back. I’m calling because we’re running a Summer End offer that closes 11:59pm on August 31, $500 off and free shipping, and I did not want you to miss it if you’d been thinking about it. I’ll send you an email with the details. If you’d rather talk it through, my number is here. Thanks.</w:t>
       </w:r>
     </w:p>
     <w:p>
@@ -908,7 +950,7 @@
         <w:rPr>
           <w:rStyle w:val="VerbatimChar"/>
         </w:rPr>
-        <w:t xml:space="preserve">Quick reason for writing. We are running a Summer End offer through midnight on August 31: $500 off the Enyrgy Vitamin D Primal Light Platform, and free shipping. That takes it to $2,495. After the 31st it goes back to $2,995.</w:t>
+        <w:t xml:space="preserve">Quick reason for writing. We are running a Summer End offer through 11:59pm on August 31: $500 off the Enyrgy Vitamin D Primal Light Platform, and free shipping. That takes it to $2,495. After the 31st it goes back to $2,995.</w:t>
       </w:r>
       <w:r>
         <w:br/>
@@ -1127,7 +1169,42 @@
               <w:pStyle w:val="Compact"/>
             </w:pPr>
             <w:r>
-              <w:t xml:space="preserve">First discount Enyrgy has run. Deadline is what protects the price.</w:t>
+              <w:t xml:space="preserve">First discount Enyrgy has run. Deadline is what protects the price. Code live in Shopify, expires 11:59pm Aug 31.</w:t>
+            </w:r>
+          </w:p>
+        </w:tc>
+      </w:tr>
+      <w:tr>
+        <w:tc>
+          <w:tcPr/>
+          <w:p>
+            <w:pPr>
+              <w:pStyle w:val="Compact"/>
+            </w:pPr>
+            <w:r>
+              <w:t xml:space="preserve">5</w:t>
+            </w:r>
+          </w:p>
+        </w:tc>
+        <w:tc>
+          <w:tcPr/>
+          <w:p>
+            <w:pPr>
+              <w:pStyle w:val="Compact"/>
+            </w:pPr>
+            <w:r>
+              <w:t xml:space="preserve">Time zone</w:t>
+            </w:r>
+          </w:p>
+        </w:tc>
+        <w:tc>
+          <w:tcPr/>
+          <w:p>
+            <w:pPr>
+              <w:pStyle w:val="Compact"/>
+            </w:pPr>
+            <w:r>
+              <w:t xml:space="preserve">Arizona equals Pacific through August, and Eastern is three hours ahead of both. Decide whether to state the zone or honor a near miss, before the first call.</w:t>
             </w:r>
           </w:p>
         </w:tc>

--- a/campaigns/summer-end-tired-test-outreach.docx
+++ b/campaigns/summer-end-tired-test-outreach.docx
@@ -203,13 +203,15 @@
           <w:b/>
           <w:bCs/>
         </w:rPr>
-        <w:t xml:space="preserve">2. Assign these contacts to Millie in GHL first.</w:t>
-      </w:r>
-      <w:r>
-        <w:t xml:space="preserve"> </w:t>
-      </w:r>
-      <w:r>
-        <w:t xml:space="preserve">WF-35 routes reply notifications to the contact’s assigned user. If they stay unassigned, every reply lands as</w:t>
+        <w:t xml:space="preserve">2. Assignment. DONE for future leads, still to do for the existing thirty.</w:t>
+      </w:r>
+    </w:p>
+    <w:p>
+      <w:pPr>
+        <w:pStyle w:val="BodyText"/>
+      </w:pPr>
+      <w:r>
+        <w:t xml:space="preserve">WF-12 Tired Test Lead Magnet now ends with an</w:t>
       </w:r>
       <w:r>
         <w:t xml:space="preserve"> </w:t>
@@ -218,13 +220,55 @@
         <w:rPr>
           <w:rStyle w:val="VerbatimChar"/>
         </w:rPr>
+        <w:t xml:space="preserve">Assign to Millie</w:t>
+      </w:r>
+      <w:r>
+        <w:t xml:space="preserve"> </w:t>
+      </w:r>
+      <w:r>
+        <w:t xml:space="preserve">action after</w:t>
+      </w:r>
+      <w:r>
+        <w:t xml:space="preserve"> </w:t>
+      </w:r>
+      <w:r>
+        <w:rPr>
+          <w:rStyle w:val="VerbatimChar"/>
+        </w:rPr>
+        <w:t xml:space="preserve">Add Dynamic Tags</w:t>
+      </w:r>
+      <w:r>
+        <w:t xml:space="preserve">, so every new Tired Test lead arrives owned and WF-35 routes their replies to her automatically. Verified: owner shows Millie, all tags intact.</w:t>
+      </w:r>
+    </w:p>
+    <w:p>
+      <w:pPr>
+        <w:pStyle w:val="BodyText"/>
+      </w:pPr>
+      <w:r>
+        <w:rPr>
+          <w:b/>
+          <w:bCs/>
+        </w:rPr>
+        <w:t xml:space="preserve">The existing thirty still need a bulk assign.</w:t>
+      </w:r>
+      <w:r>
+        <w:t xml:space="preserve"> </w:t>
+      </w:r>
+      <w:r>
+        <w:t xml:space="preserve">The workflow change only affects leads arriving from here on. Contacts, filter on the Tired Test tag, select all, Bulk Actions, Assign to User, Millie. Until that is done their replies land in Scott’s inbox as</w:t>
+      </w:r>
+      <w:r>
+        <w:t xml:space="preserve"> </w:t>
+      </w:r>
+      <w:r>
+        <w:rPr>
+          <w:rStyle w:val="VerbatimChar"/>
+        </w:rPr>
         <w:t xml:space="preserve">NO OWNER</w:t>
       </w:r>
       <w:r>
-        <w:t xml:space="preserve"> </w:t>
-      </w:r>
-      <w:r>
-        <w:t xml:space="preserve">in Scott’s inbox instead of hers.</w:t>
+        <w:t xml:space="preserve">.</w:t>
       </w:r>
     </w:p>
     <w:p>

--- a/campaigns/summer-end-tired-test-outreach.docx
+++ b/campaigns/summer-end-tired-test-outreach.docx
@@ -98,10 +98,25 @@
           <w:b/>
           <w:bCs/>
         </w:rPr>
-        <w:t xml:space="preserve">11:59pm on Monday, August 31</w:t>
+        <w:t xml:space="preserve">11:59pm Pacific on Tuesday, September 15</w:t>
       </w:r>
       <w:r>
         <w:t xml:space="preserve">.</w:t>
+      </w:r>
+    </w:p>
+    <w:p>
+      <w:pPr>
+        <w:pStyle w:val="BodyText"/>
+      </w:pPr>
+      <w:r>
+        <w:rPr>
+          <w:b/>
+          <w:bCs/>
+        </w:rPr>
+        <w:t xml:space="preserve">Extended from August 31</w:t>
+      </w:r>
+      <w:r>
+        <w:t xml:space="preserve">, because Scott, Brian and Millie are on the road at investor and commercial meetings the week of September 1. The Shopify code has already been updated. If anyone was already told August 31, see the note at the foot of this document before you contact them again.</w:t>
       </w:r>
       <w:r>
         <w:t xml:space="preserve"> </w:t>
@@ -157,7 +172,7 @@
         <w:t xml:space="preserve">SUMMEREND500</w:t>
       </w:r>
       <w:r>
-        <w:t xml:space="preserve">, expiring 11:59pm on August 31. Run one test order to the cart step before the first call, so the first person to try it is not the one who finds a problem.</w:t>
+        <w:t xml:space="preserve">, expiring 11:59pm Pacific on September 15. Run one test order to the cart step before the first call, so the first person to try it is not the one who finds a problem.</w:t>
       </w:r>
     </w:p>
     <w:p>
@@ -169,29 +184,37 @@
           <w:b/>
           <w:bCs/>
         </w:rPr>
-        <w:t xml:space="preserve">Time zone, worth thirty seconds of thought.</w:t>
-      </w:r>
-      <w:r>
-        <w:t xml:space="preserve"> </w:t>
-      </w:r>
-      <w:r>
-        <w:t xml:space="preserve">Shopify expires the code in the store’s own zone. Arizona does not observe daylight saving, so through August,</w:t>
-      </w:r>
-      <w:r>
-        <w:t xml:space="preserve"> </w:t>
-      </w:r>
-      <w:r>
-        <w:rPr>
-          <w:b/>
-          <w:bCs/>
-        </w:rPr>
-        <w:t xml:space="preserve">Arizona time and Pacific time are the same moment.</w:t>
-      </w:r>
-      <w:r>
-        <w:t xml:space="preserve"> </w:t>
-      </w:r>
-      <w:r>
-        <w:t xml:space="preserve">Eastern is three hours ahead of both. A prospect on the East Coast who goes to buy at 11:00pm their time on the 31st will find the code already dead, and they will not read that as a time zone, they will read it as a bait and switch. Either say the zone in the copy, or decide now that you will honor a near miss on September 1 and tell Millie so she can say it on the phone.</w:t>
+        <w:t xml:space="preserve">Time zone is now settled, and the copy says it.</w:t>
+      </w:r>
+      <w:r>
+        <w:t xml:space="preserve"> </w:t>
+      </w:r>
+      <w:r>
+        <w:t xml:space="preserve">The deadline is stated as Pacific everywhere, which removes the trap: an East Coast prospect buying at 11pm their time on the 15th is at 8pm Pacific and well inside. Note that September is daylight saving, so Pacific is PDT and Arizona is an hour behind it, unlike August when the two were identical. Saying</w:t>
+      </w:r>
+      <w:r>
+        <w:t xml:space="preserve"> </w:t>
+      </w:r>
+      <w:r>
+        <w:t xml:space="preserve">“Pacific”</w:t>
+      </w:r>
+      <w:r>
+        <w:t xml:space="preserve"> </w:t>
+      </w:r>
+      <w:r>
+        <w:t xml:space="preserve">rather than</w:t>
+      </w:r>
+      <w:r>
+        <w:t xml:space="preserve"> </w:t>
+      </w:r>
+      <w:r>
+        <w:t xml:space="preserve">“PST”</w:t>
+      </w:r>
+      <w:r>
+        <w:t xml:space="preserve"> </w:t>
+      </w:r>
+      <w:r>
+        <w:t xml:space="preserve">is correct in both seasons and is what the copy uses.</w:t>
       </w:r>
     </w:p>
     <w:p>
@@ -485,7 +508,7 @@
         <w:pStyle w:val="BlockText"/>
       </w:pPr>
       <w:r>
-        <w:t xml:space="preserve">The reason for the timing. We are running a Summer End offer: $500 off and free shipping, through 11:59pm on August 31. That takes it from $2,995 to $2,495. After the 31st it goes back.</w:t>
+        <w:t xml:space="preserve">The reason for the timing. We are running a Summer End offer: $500 off and free shipping, through 11:59pm Pacific on September 15. That takes it from $2,995 to $2,495. After that it goes back.</w:t>
       </w:r>
     </w:p>
     <w:p>
@@ -892,7 +915,7 @@
         <w:pStyle w:val="BlockText"/>
       </w:pPr>
       <w:r>
-        <w:t xml:space="preserve">Hi {{first_name}}, this is Millie from Enyrgy. You took our Tired Test a while back. I’m calling because we’re running a Summer End offer that closes 11:59pm on August 31, $500 off and free shipping, and I did not want you to miss it if you’d been thinking about it. I’ll send you an email with the details. If you’d rather talk it through, my number is here. Thanks.</w:t>
+        <w:t xml:space="preserve">Hi {{first_name}}, this is Millie from Enyrgy. You took our Tired Test a while back. I’m calling because we’re running a Summer End offer that closes September 15, $500 off and free shipping, and I did not want you to miss it if you’d been thinking about it. I’ll send you an email with the details. If you’d rather talk it through, my number is here. Thanks.</w:t>
       </w:r>
     </w:p>
     <w:p>
@@ -947,7 +970,7 @@
         <w:rPr>
           <w:rStyle w:val="VerbatimChar"/>
         </w:rPr>
-        <w:t xml:space="preserve">$500 off through August 31</w:t>
+        <w:t xml:space="preserve">$500 off through September 15</w:t>
       </w:r>
     </w:p>
     <w:p>
@@ -994,7 +1017,7 @@
         <w:rPr>
           <w:rStyle w:val="VerbatimChar"/>
         </w:rPr>
-        <w:t xml:space="preserve">Quick reason for writing. We are running a Summer End offer through 11:59pm on August 31: $500 off the Enyrgy Vitamin D Primal Light Platform, and free shipping. That takes it to $2,495. After the 31st it goes back to $2,995.</w:t>
+        <w:t xml:space="preserve">Quick reason for writing. We are running a Summer End offer through 11:59pm Pacific on September 15: $500 off the Enyrgy Vitamin D Primal Light Platform, and free shipping. That takes it to $2,495. After that it goes back to $2,995.</w:t>
       </w:r>
       <w:r>
         <w:br/>
@@ -1213,7 +1236,7 @@
               <w:pStyle w:val="Compact"/>
             </w:pPr>
             <w:r>
-              <w:t xml:space="preserve">First discount Enyrgy has run. Deadline is what protects the price. Code live in Shopify, expires 11:59pm Aug 31.</w:t>
+              <w:t xml:space="preserve">First discount Enyrgy has run. Deadline is what protects the price. Code live in Shopify, expires 11:59pm Pacific on Sept 15.</w:t>
             </w:r>
           </w:p>
         </w:tc>
@@ -1248,7 +1271,42 @@
               <w:pStyle w:val="Compact"/>
             </w:pPr>
             <w:r>
-              <w:t xml:space="preserve">Arizona equals Pacific through August, and Eastern is three hours ahead of both. Decide whether to state the zone or honor a near miss, before the first call.</w:t>
+              <w:t xml:space="preserve">RESOLVED. Copy states Pacific everywhere, which removes the East Coast trap.</w:t>
+            </w:r>
+          </w:p>
+        </w:tc>
+      </w:tr>
+      <w:tr>
+        <w:tc>
+          <w:tcPr/>
+          <w:p>
+            <w:pPr>
+              <w:pStyle w:val="Compact"/>
+            </w:pPr>
+            <w:r>
+              <w:t xml:space="preserve">6</w:t>
+            </w:r>
+          </w:p>
+        </w:tc>
+        <w:tc>
+          <w:tcPr/>
+          <w:p>
+            <w:pPr>
+              <w:pStyle w:val="Compact"/>
+            </w:pPr>
+            <w:r>
+              <w:t xml:space="preserve">Extension</w:t>
+            </w:r>
+          </w:p>
+        </w:tc>
+        <w:tc>
+          <w:tcPr/>
+          <w:p>
+            <w:pPr>
+              <w:pStyle w:val="Compact"/>
+            </w:pPr>
+            <w:r>
+              <w:t xml:space="preserve">Moved from Aug 31 to Sept 15 because the team is traveling the week of Sept 1. See the note below on how to tell anyone already contacted.</w:t>
             </w:r>
           </w:p>
         </w:tc>
@@ -1406,8 +1464,139 @@
         <w:t xml:space="preserve">and the natural human instinct is to be helpful. Lupus erythematosus is on the contraindication list. The scripted answer exists so that instinct has somewhere to go that is not an answer.</w:t>
       </w:r>
     </w:p>
+    <w:p>
+      <w:r>
+        <w:pict>
+          <v:rect style="width:0;height:1.5pt" o:hralign="center" o:hrstd="t" o:hr="t"/>
+        </w:pict>
+      </w:r>
+    </w:p>
     <w:bookmarkEnd w:id="33"/>
     <w:bookmarkEnd w:id="34"/>
+    <w:bookmarkStart w:id="35" w:name="if-you-already-told-someone-august-31"/>
+    <w:p>
+      <w:pPr>
+        <w:pStyle w:val="Heading1"/>
+      </w:pPr>
+      <w:r>
+        <w:t xml:space="preserve">If you already told someone August 31</w:t>
+      </w:r>
+    </w:p>
+    <w:p>
+      <w:pPr>
+        <w:pStyle w:val="FirstParagraph"/>
+      </w:pPr>
+      <w:r>
+        <w:rPr>
+          <w:b/>
+          <w:bCs/>
+        </w:rPr>
+        <w:t xml:space="preserve">This is the only part of the extension that can cost you anything.</w:t>
+      </w:r>
+      <w:r>
+        <w:t xml:space="preserve"> </w:t>
+      </w:r>
+      <w:r>
+        <w:t xml:space="preserve">A prospect who was given a hard date, and then finds the date moved, learns that Enyrgy’s deadlines are soft. The next one will not move them, and neither will the price.</w:t>
+      </w:r>
+    </w:p>
+    <w:p>
+      <w:pPr>
+        <w:pStyle w:val="BodyText"/>
+      </w:pPr>
+      <w:r>
+        <w:rPr>
+          <w:b/>
+          <w:bCs/>
+        </w:rPr>
+        <w:t xml:space="preserve">A deadline that moves for a stated reason does not do that damage. A deadline that just moves does.</w:t>
+      </w:r>
+      <w:r>
+        <w:t xml:space="preserve"> </w:t>
+      </w:r>
+      <w:r>
+        <w:t xml:space="preserve">So give the reason, and give it before they ask.</w:t>
+      </w:r>
+    </w:p>
+    <w:p>
+      <w:pPr>
+        <w:pStyle w:val="BlockText"/>
+      </w:pPr>
+      <w:r>
+        <w:t xml:space="preserve">Quick note. We had this closing on the 31st, but Scott and I are on the road at investor and partner meetings all next week and I did not want anyone deciding something like this while they could not get hold of me. So it is open until September 15. Same terms, nothing else changed.</w:t>
+      </w:r>
+    </w:p>
+    <w:p>
+      <w:pPr>
+        <w:pStyle w:val="FirstParagraph"/>
+      </w:pPr>
+      <w:r>
+        <w:t xml:space="preserve">Two things that keep this honest rather than clever:</w:t>
+      </w:r>
+    </w:p>
+    <w:p>
+      <w:pPr>
+        <w:pStyle w:val="Compact"/>
+        <w:numPr>
+          <w:ilvl w:val="0"/>
+          <w:numId w:val="1002"/>
+        </w:numPr>
+      </w:pPr>
+      <w:r>
+        <w:rPr>
+          <w:b/>
+          <w:bCs/>
+        </w:rPr>
+        <w:t xml:space="preserve">It is true.</w:t>
+      </w:r>
+      <w:r>
+        <w:t xml:space="preserve"> </w:t>
+      </w:r>
+      <w:r>
+        <w:t xml:space="preserve">They are traveling. Do not use it if the reason ever stops being real.</w:t>
+      </w:r>
+    </w:p>
+    <w:p>
+      <w:pPr>
+        <w:pStyle w:val="Compact"/>
+        <w:numPr>
+          <w:ilvl w:val="0"/>
+          <w:numId w:val="1002"/>
+        </w:numPr>
+      </w:pPr>
+      <w:r>
+        <w:rPr>
+          <w:b/>
+          <w:bCs/>
+        </w:rPr>
+        <w:t xml:space="preserve">Say the new date once, plainly, and do not apologize for it.</w:t>
+      </w:r>
+      <w:r>
+        <w:t xml:space="preserve"> </w:t>
+      </w:r>
+      <w:r>
+        <w:t xml:space="preserve">Hedging invites them to wait for the next move.</w:t>
+      </w:r>
+    </w:p>
+    <w:p>
+      <w:pPr>
+        <w:pStyle w:val="FirstParagraph"/>
+      </w:pPr>
+      <w:r>
+        <w:rPr>
+          <w:b/>
+          <w:bCs/>
+        </w:rPr>
+        <w:t xml:space="preserve">Do not extend it again.</w:t>
+      </w:r>
+      <w:r>
+        <w:t xml:space="preserve"> </w:t>
+      </w:r>
+      <w:r>
+        <w:t xml:space="preserve">Twice is a pattern, and a pattern is a price cut everyone can wait out.</w:t>
+      </w:r>
+    </w:p>
+    <w:bookmarkEnd w:id="35"/>
     <w:sectPr>
       <w:headerReference r:id="rId9" w:type="default"/>
       <w:footerReference r:id="rId10" w:type="default"/>
@@ -2362,6 +2551,9 @@
     <w:abstractNumId w:val="990"/>
   </w:num>
   <w:num w:numId="1001">
+    <w:abstractNumId w:val="991"/>
+  </w:num>
+  <w:num w:numId="1002">
     <w:abstractNumId w:val="991"/>
   </w:num>
 </w:numbering>

--- a/campaigns/summer-end-tired-test-outreach.docx
+++ b/campaigns/summer-end-tired-test-outreach.docx
@@ -2,13 +2,13 @@
 <file path=word/document.xml><?xml version="1.0" encoding="utf-8"?>
 <w:document xmlns:w="http://schemas.openxmlformats.org/wordprocessingml/2006/main" xmlns:m="http://schemas.openxmlformats.org/officeDocument/2006/math" xmlns:r="http://schemas.openxmlformats.org/officeDocument/2006/relationships" xmlns:o="urn:schemas-microsoft-com:office:office" xmlns:v="urn:schemas-microsoft-com:vml" xmlns:w10="urn:schemas-microsoft-com:office:word" xmlns:a="http://schemas.openxmlformats.org/drawingml/2006/main" xmlns:pic="http://schemas.openxmlformats.org/drawingml/2006/picture" xmlns:wp="http://schemas.openxmlformats.org/drawingml/2006/wordprocessingDrawing">
   <w:body>
-    <w:bookmarkStart w:id="20" w:name="summer-end-outreach-tired-test-leads"/>
+    <w:bookmarkStart w:id="20" w:name="summer-end-outreach-tired-test-prospects"/>
     <w:p>
       <w:pPr>
         <w:pStyle w:val="Heading1"/>
       </w:pPr>
       <w:r>
-        <w:t xml:space="preserve">Summer End outreach, Tired Test leads</w:t>
+        <w:t xml:space="preserve">Summer End outreach: Tired Test prospects</w:t>
       </w:r>
     </w:p>
     <w:p>
@@ -26,7 +26,7 @@
         <w:t xml:space="preserve"> </w:t>
       </w:r>
       <w:r>
-        <w:t xml:space="preserve">Millie Carrillo</w:t>
+        <w:t xml:space="preserve">Millie</w:t>
       </w:r>
       <w:r>
         <w:t xml:space="preserve"> </w:t>
@@ -36,13 +36,13 @@
           <w:b/>
           <w:bCs/>
         </w:rPr>
-        <w:t xml:space="preserve">Audience:</w:t>
-      </w:r>
-      <w:r>
-        <w:t xml:space="preserve"> </w:t>
-      </w:r>
-      <w:r>
-        <w:t xml:space="preserve">consumer prospects who entered through the</w:t>
+        <w:t xml:space="preserve">Who to call:</w:t>
+      </w:r>
+      <w:r>
+        <w:t xml:space="preserve"> </w:t>
+      </w:r>
+      <w:r>
+        <w:t xml:space="preserve">the 18 Tired Test prospects assigned to you in GHL. Nobody has been contacted yet, so every call is a first call.</w:t>
       </w:r>
       <w:r>
         <w:t xml:space="preserve"> </w:t>
@@ -52,29 +52,13 @@
           <w:b/>
           <w:bCs/>
         </w:rPr>
-        <w:t xml:space="preserve">Tired Test</w:t>
-      </w:r>
-      <w:r>
-        <w:t xml:space="preserve"> </w:t>
-      </w:r>
-      <w:r>
-        <w:t xml:space="preserve">lead magnet (WF-12 capture, WF-13 nurture). Not the general Consumer Drip leads, who have had a different conversation.</w:t>
-      </w:r>
-      <w:r>
-        <w:t xml:space="preserve"> </w:t>
-      </w:r>
-      <w:r>
-        <w:rPr>
-          <w:b/>
-          <w:bCs/>
-        </w:rPr>
-        <w:t xml:space="preserve">Offer:</w:t>
-      </w:r>
-      <w:r>
-        <w:t xml:space="preserve"> </w:t>
-      </w:r>
-      <w:r>
-        <w:t xml:space="preserve">$500 off the Consumer Unit and free shipping. Code</w:t>
+        <w:t xml:space="preserve">The offer:</w:t>
+      </w:r>
+      <w:r>
+        <w:t xml:space="preserve"> </w:t>
+      </w:r>
+      <w:r>
+        <w:t xml:space="preserve">$500 off the Enyrgy Vitamin D Primal Light Platform and free shipping. Code</w:t>
       </w:r>
       <w:r>
         <w:t xml:space="preserve"> </w:t>
@@ -88,7 +72,7 @@
         <w:t xml:space="preserve">SUMMEREND500</w:t>
       </w:r>
       <w:r>
-        <w:t xml:space="preserve">, live in Shopify, expires</w:t>
+        <w:t xml:space="preserve">. It takes the unit from $2,995 to $2,495.</w:t>
       </w:r>
       <w:r>
         <w:t xml:space="preserve"> </w:t>
@@ -98,25 +82,26 @@
           <w:b/>
           <w:bCs/>
         </w:rPr>
-        <w:t xml:space="preserve">11:59pm Pacific on Tuesday, September 15</w:t>
-      </w:r>
-      <w:r>
-        <w:t xml:space="preserve">.</w:t>
-      </w:r>
-    </w:p>
-    <w:p>
-      <w:pPr>
-        <w:pStyle w:val="BodyText"/>
-      </w:pPr>
+        <w:t xml:space="preserve">The deadline:</w:t>
+      </w:r>
+      <w:r>
+        <w:t xml:space="preserve"> </w:t>
+      </w:r>
+      <w:r>
+        <w:t xml:space="preserve">11:59pm</w:t>
+      </w:r>
+      <w:r>
+        <w:t xml:space="preserve"> </w:t>
+      </w:r>
       <w:r>
         <w:rPr>
           <w:b/>
           <w:bCs/>
         </w:rPr>
-        <w:t xml:space="preserve">Extended from August 31</w:t>
-      </w:r>
-      <w:r>
-        <w:t xml:space="preserve">, because Scott, Brian and Millie are on the road at investor and commercial meetings the week of September 1. The Shopify code has already been updated. If anyone was already told August 31, see the note at the foot of this document before you contact them again.</w:t>
+        <w:t xml:space="preserve">Pacific</w:t>
+      </w:r>
+      <w:r>
+        <w:t xml:space="preserve">, Tuesday</w:t>
       </w:r>
       <w:r>
         <w:t xml:space="preserve"> </w:t>
@@ -126,13 +111,18 @@
           <w:b/>
           <w:bCs/>
         </w:rPr>
-        <w:t xml:space="preserve">Created:</w:t>
-      </w:r>
-      <w:r>
-        <w:t xml:space="preserve"> </w:t>
-      </w:r>
-      <w:r>
-        <w:t xml:space="preserve">2026-08-26</w:t>
+        <w:t xml:space="preserve">September 15</w:t>
+      </w:r>
+      <w:r>
+        <w:t xml:space="preserve">.</w:t>
+      </w:r>
+    </w:p>
+    <w:p>
+      <w:pPr>
+        <w:pStyle w:val="BodyText"/>
+      </w:pPr>
+      <w:r>
+        <w:t xml:space="preserve">The deadline is real and it is what protects the price. It will not be extended again, so you can say it plainly.</w:t>
       </w:r>
     </w:p>
     <w:p>
@@ -142,13 +132,13 @@
         </w:pict>
       </w:r>
     </w:p>
-    <w:bookmarkStart w:id="19" w:name="before-the-first-call-four-things"/>
+    <w:bookmarkStart w:id="19" w:name="two-things-before-your-first-call"/>
     <w:p>
       <w:pPr>
         <w:pStyle w:val="Heading2"/>
       </w:pPr>
       <w:r>
-        <w:t xml:space="preserve">Before the first call, four things</w:t>
+        <w:t xml:space="preserve">Two things before your first call</w:t>
       </w:r>
     </w:p>
     <w:p>
@@ -160,19 +150,13 @@
           <w:b/>
           <w:bCs/>
         </w:rPr>
-        <w:t xml:space="preserve">1. The code is live.</w:t>
-      </w:r>
-      <w:r>
-        <w:t xml:space="preserve"> </w:t>
-      </w:r>
-      <w:r>
-        <w:rPr>
-          <w:rStyle w:val="VerbatimChar"/>
-        </w:rPr>
-        <w:t xml:space="preserve">SUMMEREND500</w:t>
-      </w:r>
-      <w:r>
-        <w:t xml:space="preserve">, expiring 11:59pm Pacific on September 15. Run one test order to the cart step before the first call, so the first person to try it is not the one who finds a problem.</w:t>
+        <w:t xml:space="preserve">1. What these people already know.</w:t>
+      </w:r>
+      <w:r>
+        <w:t xml:space="preserve"> </w:t>
+      </w:r>
+      <w:r>
+        <w:t xml:space="preserve">Every one of them took the Tired Test and has since had a five-email sequence from Scott: the light input almost nobody checks, why a vitamin D supplement does not fix it, the sleep connection, what two to four minutes a day does, and a nudge to test against their own labs.</w:t>
       </w:r>
     </w:p>
     <w:p>
@@ -184,37 +168,13 @@
           <w:b/>
           <w:bCs/>
         </w:rPr>
-        <w:t xml:space="preserve">Time zone is now settled, and the copy says it.</w:t>
-      </w:r>
-      <w:r>
-        <w:t xml:space="preserve"> </w:t>
-      </w:r>
-      <w:r>
-        <w:t xml:space="preserve">The deadline is stated as Pacific everywhere, which removes the trap: an East Coast prospect buying at 11pm their time on the 15th is at 8pm Pacific and well inside. Note that September is daylight saving, so Pacific is PDT and Arizona is an hour behind it, unlike August when the two were identical. Saying</w:t>
-      </w:r>
-      <w:r>
-        <w:t xml:space="preserve"> </w:t>
-      </w:r>
-      <w:r>
-        <w:t xml:space="preserve">“Pacific”</w:t>
-      </w:r>
-      <w:r>
-        <w:t xml:space="preserve"> </w:t>
-      </w:r>
-      <w:r>
-        <w:t xml:space="preserve">rather than</w:t>
-      </w:r>
-      <w:r>
-        <w:t xml:space="preserve"> </w:t>
-      </w:r>
-      <w:r>
-        <w:t xml:space="preserve">“PST”</w:t>
-      </w:r>
-      <w:r>
-        <w:t xml:space="preserve"> </w:t>
-      </w:r>
-      <w:r>
-        <w:t xml:space="preserve">is correct in both seasons and is what the copy uses.</w:t>
+        <w:t xml:space="preserve">They have never been pitched.</w:t>
+      </w:r>
+      <w:r>
+        <w:t xml:space="preserve"> </w:t>
+      </w:r>
+      <w:r>
+        <w:t xml:space="preserve">They are warm and informed, not cold. Do not re-teach the biology. Pick up where the emails left off.</w:t>
       </w:r>
     </w:p>
     <w:p>
@@ -226,140 +186,13 @@
           <w:b/>
           <w:bCs/>
         </w:rPr>
-        <w:t xml:space="preserve">2. Assignment. DONE for future leads, still to do for the existing thirty.</w:t>
-      </w:r>
-    </w:p>
-    <w:p>
-      <w:pPr>
-        <w:pStyle w:val="BodyText"/>
-      </w:pPr>
-      <w:r>
-        <w:t xml:space="preserve">WF-12 Tired Test Lead Magnet now ends with an</w:t>
-      </w:r>
-      <w:r>
-        <w:t xml:space="preserve"> </w:t>
-      </w:r>
-      <w:r>
-        <w:rPr>
-          <w:rStyle w:val="VerbatimChar"/>
-        </w:rPr>
-        <w:t xml:space="preserve">Assign to Millie</w:t>
-      </w:r>
-      <w:r>
-        <w:t xml:space="preserve"> </w:t>
-      </w:r>
-      <w:r>
-        <w:t xml:space="preserve">action after</w:t>
-      </w:r>
-      <w:r>
-        <w:t xml:space="preserve"> </w:t>
-      </w:r>
-      <w:r>
-        <w:rPr>
-          <w:rStyle w:val="VerbatimChar"/>
-        </w:rPr>
-        <w:t xml:space="preserve">Add Dynamic Tags</w:t>
-      </w:r>
-      <w:r>
-        <w:t xml:space="preserve">, so every new Tired Test lead arrives owned and WF-35 routes their replies to her automatically. Verified: owner shows Millie, all tags intact.</w:t>
-      </w:r>
-    </w:p>
-    <w:p>
-      <w:pPr>
-        <w:pStyle w:val="BodyText"/>
-      </w:pPr>
-      <w:r>
-        <w:rPr>
-          <w:b/>
-          <w:bCs/>
-        </w:rPr>
-        <w:t xml:space="preserve">The existing thirty still need a bulk assign.</w:t>
-      </w:r>
-      <w:r>
-        <w:t xml:space="preserve"> </w:t>
-      </w:r>
-      <w:r>
-        <w:t xml:space="preserve">The workflow change only affects leads arriving from here on. Contacts, filter on the Tired Test tag, select all, Bulk Actions, Assign to User, Millie. Until that is done their replies land in Scott’s inbox as</w:t>
-      </w:r>
-      <w:r>
-        <w:t xml:space="preserve"> </w:t>
-      </w:r>
-      <w:r>
-        <w:rPr>
-          <w:rStyle w:val="VerbatimChar"/>
-        </w:rPr>
-        <w:t xml:space="preserve">NO OWNER</w:t>
-      </w:r>
-      <w:r>
-        <w:t xml:space="preserve">.</w:t>
-      </w:r>
-    </w:p>
-    <w:p>
-      <w:pPr>
-        <w:pStyle w:val="BodyText"/>
-      </w:pPr>
-      <w:r>
-        <w:rPr>
-          <w:b/>
-          <w:bCs/>
-        </w:rPr>
-        <w:t xml:space="preserve">3. What they already know.</w:t>
-      </w:r>
-      <w:r>
-        <w:t xml:space="preserve"> </w:t>
-      </w:r>
-      <w:r>
-        <w:t xml:space="preserve">Tired Test leads have had a five-email education sequence: the light-as-input idea, why a supplement does not fix it, the sleep connection, what two to four minutes does, and a nudge to test against their own labs.</w:t>
-      </w:r>
-      <w:r>
-        <w:t xml:space="preserve"> </w:t>
-      </w:r>
-      <w:r>
-        <w:rPr>
-          <w:b/>
-          <w:bCs/>
-        </w:rPr>
-        <w:t xml:space="preserve">They have not been pitched hard.</w:t>
-      </w:r>
-      <w:r>
-        <w:t xml:space="preserve"> </w:t>
-      </w:r>
-      <w:r>
-        <w:t xml:space="preserve">They are warm and informed, not cold. Do not re-teach the biology. Pick up where the emails left off.</w:t>
-      </w:r>
-    </w:p>
-    <w:p>
-      <w:pPr>
-        <w:pStyle w:val="BodyText"/>
-      </w:pPr>
-      <w:r>
-        <w:rPr>
-          <w:b/>
-          <w:bCs/>
-        </w:rPr>
-        <w:t xml:space="preserve">4. This is the first discount Enyrgy has offered.</w:t>
-      </w:r>
-      <w:r>
-        <w:t xml:space="preserve"> </w:t>
-      </w:r>
-      <w:r>
-        <w:t xml:space="preserve">The abandoned-cart system was deliberately built with none, on the reasoning that a coupon cheapens a premium platform and teaches buyers to wait. A dated seasonal offer is a different animal from a bail-out coupon, but the risk is real:</w:t>
-      </w:r>
-      <w:r>
-        <w:t xml:space="preserve"> </w:t>
-      </w:r>
-      <w:r>
-        <w:rPr>
-          <w:b/>
-          <w:bCs/>
-        </w:rPr>
-        <w:t xml:space="preserve">the deadline is what protects the price.</w:t>
-      </w:r>
-      <w:r>
-        <w:t xml:space="preserve"> </w:t>
-      </w:r>
-      <w:r>
-        <w:t xml:space="preserve">If it slips, the next offer is worth less.</w:t>
+        <w:t xml:space="preserve">2. Run one test order.</w:t>
+      </w:r>
+      <w:r>
+        <w:t xml:space="preserve"> </w:t>
+      </w:r>
+      <w:r>
+        <w:t xml:space="preserve">Put the code into a cart at shop.enyrgy.com and confirm the discount applies before you dial. Better you find a problem than the first prospect does.</w:t>
       </w:r>
     </w:p>
     <w:p>
@@ -371,13 +204,13 @@
     </w:p>
     <w:bookmarkEnd w:id="19"/>
     <w:bookmarkEnd w:id="20"/>
-    <w:bookmarkStart w:id="30" w:name="the-phone-script"/>
+    <w:bookmarkStart w:id="27" w:name="the-phone-script"/>
     <w:p>
       <w:pPr>
         <w:pStyle w:val="Heading1"/>
       </w:pPr>
       <w:r>
-        <w:t xml:space="preserve">THE PHONE SCRIPT</w:t>
+        <w:t xml:space="preserve">The phone script</w:t>
       </w:r>
     </w:p>
     <w:bookmarkStart w:id="21" w:name="opening"/>
@@ -438,7 +271,7 @@
         <w:pStyle w:val="FirstParagraph"/>
       </w:pPr>
       <w:r>
-        <w:t xml:space="preserve">Then actually listen. Two follow-ups worth having ready:</w:t>
+        <w:t xml:space="preserve">Then listen. Two follow-ups worth having ready:</w:t>
       </w:r>
     </w:p>
     <w:p>
@@ -508,7 +341,7 @@
         <w:pStyle w:val="BlockText"/>
       </w:pPr>
       <w:r>
-        <w:t xml:space="preserve">The reason for the timing. We are running a Summer End offer: $500 off and free shipping, through 11:59pm Pacific on September 15. That takes it from $2,995 to $2,495. After that it goes back.</w:t>
+        <w:t xml:space="preserve">The reason for the timing. We are running a Summer End offer: $500 off and free shipping, through September 15. That takes it from $2,995 to $2,495. After that it goes back.</w:t>
       </w:r>
     </w:p>
     <w:p>
@@ -559,13 +392,13 @@
           <w:b/>
           <w:bCs/>
         </w:rPr>
-        <w:t xml:space="preserve">Do not go further than that sentence.</w:t>
-      </w:r>
-      <w:r>
-        <w:t xml:space="preserve"> </w:t>
-      </w:r>
-      <w:r>
-        <w:t xml:space="preserve">Do not explain why it qualifies, do not describe how eligibility is established, do not mention a letter of any kind. If they ask how it works:</w:t>
+        <w:t xml:space="preserve">Do not go past that sentence.</w:t>
+      </w:r>
+      <w:r>
+        <w:t xml:space="preserve"> </w:t>
+      </w:r>
+      <w:r>
+        <w:t xml:space="preserve">Do not explain why it qualifies, how eligibility is established, or mention a letter of any kind. If they ask how it works:</w:t>
       </w:r>
     </w:p>
     <w:p>
@@ -585,13 +418,13 @@
           <w:b/>
           <w:bCs/>
         </w:rPr>
-        <w:t xml:space="preserve">Eligibility is the Consumer Unit only.</w:t>
-      </w:r>
-      <w:r>
-        <w:t xml:space="preserve"> </w:t>
-      </w:r>
-      <w:r>
-        <w:t xml:space="preserve">The wall mount is not included. Never imply the whole cart qualifies.</w:t>
+        <w:t xml:space="preserve">It covers the Consumer Unit only.</w:t>
+      </w:r>
+      <w:r>
+        <w:t xml:space="preserve"> </w:t>
+      </w:r>
+      <w:r>
+        <w:t xml:space="preserve">The wall mount is not included, so never imply the whole cart qualifies.</w:t>
       </w:r>
     </w:p>
     <w:bookmarkEnd w:id="25"/>
@@ -628,10 +461,11 @@
       </w:r>
     </w:p>
     <w:bookmarkEnd w:id="26"/>
-    <w:bookmarkStart w:id="27" w:name="X047f85fdc013852ed171eb36b820cce467a0967"/>
-    <w:p>
-      <w:pPr>
-        <w:pStyle w:val="Heading2"/>
+    <w:bookmarkEnd w:id="27"/>
+    <w:bookmarkStart w:id="28" w:name="X047f85fdc013852ed171eb36b820cce467a0967"/>
+    <w:p>
+      <w:pPr>
+        <w:pStyle w:val="Heading1"/>
       </w:pPr>
       <w:r>
         <w:t xml:space="preserve">If they raise a health condition, a medication, or an injury</w:t>
@@ -652,7 +486,7 @@
         <w:t xml:space="preserve"> </w:t>
       </w:r>
       <w:r>
-        <w:t xml:space="preserve">It is the most likely thing to come up on a call about being tired, and it is the one place a wrong answer causes real harm.</w:t>
+        <w:t xml:space="preserve">It is the most likely turn a call about being tired takes, and it is the one place a wrong answer causes real harm.</w:t>
       </w:r>
     </w:p>
     <w:p>
@@ -780,7 +614,7 @@
         <w:t xml:space="preserve"> </w:t>
       </w:r>
       <w:r>
-        <w:t xml:space="preserve">Not in a note, not in a custom field, not in a tag. If they volunteer something, escalate the conversation instead of recording it.</w:t>
+        <w:t xml:space="preserve">Not in a note, not a custom field, not a tag. If they volunteer something, escalate the conversation rather than recording it.</w:t>
       </w:r>
     </w:p>
     <w:p>
@@ -790,11 +624,11 @@
         </w:pict>
       </w:r>
     </w:p>
-    <w:bookmarkEnd w:id="27"/>
-    <w:bookmarkStart w:id="28" w:name="words-that-never-come-out-of-your-mouth"/>
-    <w:p>
-      <w:pPr>
-        <w:pStyle w:val="Heading2"/>
+    <w:bookmarkEnd w:id="28"/>
+    <w:bookmarkStart w:id="29" w:name="words-that-never-come-out-of-your-mouth"/>
+    <w:p>
+      <w:pPr>
+        <w:pStyle w:val="Heading1"/>
       </w:pPr>
       <w:r>
         <w:t xml:space="preserve">Words that never come out of your mouth</w:t>
@@ -862,7 +696,7 @@
         </w:numPr>
       </w:pPr>
       <w:r>
-        <w:t xml:space="preserve">If the 12 week study comes up:</w:t>
+        <w:t xml:space="preserve">If the 12-week study comes up:</w:t>
       </w:r>
       <w:r>
         <w:t xml:space="preserve"> </w:t>
@@ -890,7 +724,7 @@
         <w:t xml:space="preserve"> </w:t>
       </w:r>
       <w:r>
-        <w:t xml:space="preserve">is the honest framing and it holds up better than a bigger claim would.</w:t>
+        <w:t xml:space="preserve">holds up better than a bigger claim would.</w:t>
       </w:r>
     </w:p>
     <w:p>
@@ -900,11 +734,11 @@
         </w:pict>
       </w:r>
     </w:p>
-    <w:bookmarkEnd w:id="28"/>
-    <w:bookmarkStart w:id="29" w:name="if-nobody-picks-up"/>
-    <w:p>
-      <w:pPr>
-        <w:pStyle w:val="Heading2"/>
+    <w:bookmarkEnd w:id="29"/>
+    <w:bookmarkStart w:id="30" w:name="if-nobody-picks-up"/>
+    <w:p>
+      <w:pPr>
+        <w:pStyle w:val="Heading1"/>
       </w:pPr>
       <w:r>
         <w:t xml:space="preserve">If nobody picks up</w:t>
@@ -923,7 +757,7 @@
         <w:pStyle w:val="FirstParagraph"/>
       </w:pPr>
       <w:r>
-        <w:t xml:space="preserve">Then send the email. Voicemail plus email the same hour beats either alone.</w:t>
+        <w:t xml:space="preserve">Then send the email anyway. Voicemail plus email in the same hour beats either alone.</w:t>
       </w:r>
     </w:p>
     <w:p>
@@ -933,7 +767,6 @@
         </w:pict>
       </w:r>
     </w:p>
-    <w:bookmarkEnd w:id="29"/>
     <w:bookmarkEnd w:id="30"/>
     <w:bookmarkStart w:id="31" w:name="the-email"/>
     <w:p>
@@ -941,7 +774,7 @@
         <w:pStyle w:val="Heading1"/>
       </w:pPr>
       <w:r>
-        <w:t xml:space="preserve">THE EMAIL</w:t>
+        <w:t xml:space="preserve">The email</w:t>
       </w:r>
     </w:p>
     <w:p>
@@ -949,7 +782,7 @@
         <w:pStyle w:val="FirstParagraph"/>
       </w:pPr>
       <w:r>
-        <w:t xml:space="preserve">Send after the call, or as first contact if the call did not connect.</w:t>
+        <w:t xml:space="preserve">Send it after the call, or as first contact if the call did not connect.</w:t>
       </w:r>
     </w:p>
     <w:p>
@@ -1099,36 +932,6 @@
           <w:rStyle w:val="VerbatimChar"/>
         </w:rPr>
         <w:t xml:space="preserve">Enyrgy</w:t>
-      </w:r>
-    </w:p>
-    <w:p>
-      <w:pPr>
-        <w:pStyle w:val="FirstParagraph"/>
-      </w:pPr>
-      <w:r>
-        <w:rPr>
-          <w:b/>
-          <w:bCs/>
-        </w:rPr>
-        <w:t xml:space="preserve">Links:</w:t>
-      </w:r>
-      <w:r>
-        <w:t xml:space="preserve"> </w:t>
-      </w:r>
-      <w:r>
-        <w:t xml:space="preserve">order page from</w:t>
-      </w:r>
-      <w:r>
-        <w:t xml:space="preserve"> </w:t>
-      </w:r>
-      <w:r>
-        <w:rPr>
-          <w:rStyle w:val="VerbatimChar"/>
-        </w:rPr>
-        <w:t xml:space="preserve">campaigns/_LINKS.md</w:t>
-      </w:r>
-      <w:r>
-        <w:t xml:space="preserve">. Do not hand-type it.</w:t>
       </w:r>
     </w:p>
     <w:p>
@@ -1139,347 +942,13 @@
       </w:r>
     </w:p>
     <w:bookmarkEnd w:id="31"/>
-    <w:bookmarkStart w:id="34" w:name="change-log"/>
+    <w:bookmarkStart w:id="32" w:name="Xeb501be785a0a256b96ed1ad390e8087f54cd31"/>
     <w:p>
       <w:pPr>
         <w:pStyle w:val="Heading1"/>
       </w:pPr>
       <w:r>
-        <w:t xml:space="preserve">Change log</w:t>
-      </w:r>
-    </w:p>
-    <w:tbl>
-      <w:tblPr>
-        <w:tblStyle w:val="Table"/>
-        <w:tblW w:type="pct" w:w="5000"/>
-        <w:tblBorders>
-          <w:top w:val="single" w:sz="4" w:space="0" w:color="auto"/>
-          <w:left w:val="single" w:sz="4" w:space="0" w:color="auto"/>
-          <w:bottom w:val="single" w:sz="4" w:space="0" w:color="auto"/>
-          <w:right w:val="single" w:sz="4" w:space="0" w:color="auto"/>
-          <w:insideH w:val="single" w:sz="4" w:space="0" w:color="auto"/>
-          <w:insideV w:val="single" w:sz="4" w:space="0" w:color="auto"/>
-        </w:tblBorders>
-        <w:tblLayout w:type="fixed"/>
-        <w:tblLook w:firstRow="1" w:lastRow="0" w:firstColumn="0" w:lastColumn="0" w:noHBand="0" w:noVBand="0" w:val="0020"/>
-      </w:tblPr>
-      <w:tblGrid>
-        <w:gridCol w:w="2640"/>
-        <w:gridCol w:w="2640"/>
-        <w:gridCol w:w="2640"/>
-      </w:tblGrid>
-      <w:tr>
-        <w:trPr>
-          <w:tblHeader w:val="on"/>
-        </w:trPr>
-        <w:tc>
-          <w:tcPr/>
-          <w:p>
-            <w:pPr>
-              <w:pStyle w:val="Compact"/>
-            </w:pPr>
-            <w:r>
-              <w:t xml:space="preserve">#</w:t>
-            </w:r>
-          </w:p>
-        </w:tc>
-        <w:tc>
-          <w:tcPr/>
-          <w:p>
-            <w:pPr>
-              <w:pStyle w:val="Compact"/>
-            </w:pPr>
-            <w:r>
-              <w:t xml:space="preserve">Where</w:t>
-            </w:r>
-          </w:p>
-        </w:tc>
-        <w:tc>
-          <w:tcPr/>
-          <w:p>
-            <w:pPr>
-              <w:pStyle w:val="Compact"/>
-            </w:pPr>
-            <w:r>
-              <w:t xml:space="preserve">Note</w:t>
-            </w:r>
-          </w:p>
-        </w:tc>
-      </w:tr>
-      <w:tr>
-        <w:tc>
-          <w:tcPr/>
-          <w:p>
-            <w:pPr>
-              <w:pStyle w:val="Compact"/>
-            </w:pPr>
-            <w:r>
-              <w:t xml:space="preserve">1</w:t>
-            </w:r>
-          </w:p>
-        </w:tc>
-        <w:tc>
-          <w:tcPr/>
-          <w:p>
-            <w:pPr>
-              <w:pStyle w:val="Compact"/>
-            </w:pPr>
-            <w:r>
-              <w:t xml:space="preserve">Offer</w:t>
-            </w:r>
-          </w:p>
-        </w:tc>
-        <w:tc>
-          <w:tcPr/>
-          <w:p>
-            <w:pPr>
-              <w:pStyle w:val="Compact"/>
-            </w:pPr>
-            <w:r>
-              <w:t xml:space="preserve">First discount Enyrgy has run. Deadline is what protects the price. Code live in Shopify, expires 11:59pm Pacific on Sept 15.</w:t>
-            </w:r>
-          </w:p>
-        </w:tc>
-      </w:tr>
-      <w:tr>
-        <w:tc>
-          <w:tcPr/>
-          <w:p>
-            <w:pPr>
-              <w:pStyle w:val="Compact"/>
-            </w:pPr>
-            <w:r>
-              <w:t xml:space="preserve">5</w:t>
-            </w:r>
-          </w:p>
-        </w:tc>
-        <w:tc>
-          <w:tcPr/>
-          <w:p>
-            <w:pPr>
-              <w:pStyle w:val="Compact"/>
-            </w:pPr>
-            <w:r>
-              <w:t xml:space="preserve">Time zone</w:t>
-            </w:r>
-          </w:p>
-        </w:tc>
-        <w:tc>
-          <w:tcPr/>
-          <w:p>
-            <w:pPr>
-              <w:pStyle w:val="Compact"/>
-            </w:pPr>
-            <w:r>
-              <w:t xml:space="preserve">RESOLVED. Copy states Pacific everywhere, which removes the East Coast trap.</w:t>
-            </w:r>
-          </w:p>
-        </w:tc>
-      </w:tr>
-      <w:tr>
-        <w:tc>
-          <w:tcPr/>
-          <w:p>
-            <w:pPr>
-              <w:pStyle w:val="Compact"/>
-            </w:pPr>
-            <w:r>
-              <w:t xml:space="preserve">6</w:t>
-            </w:r>
-          </w:p>
-        </w:tc>
-        <w:tc>
-          <w:tcPr/>
-          <w:p>
-            <w:pPr>
-              <w:pStyle w:val="Compact"/>
-            </w:pPr>
-            <w:r>
-              <w:t xml:space="preserve">Extension</w:t>
-            </w:r>
-          </w:p>
-        </w:tc>
-        <w:tc>
-          <w:tcPr/>
-          <w:p>
-            <w:pPr>
-              <w:pStyle w:val="Compact"/>
-            </w:pPr>
-            <w:r>
-              <w:t xml:space="preserve">Moved from Aug 31 to Sept 15 because the team is traveling the week of Sept 1. See the note below on how to tell anyone already contacted.</w:t>
-            </w:r>
-          </w:p>
-        </w:tc>
-      </w:tr>
-      <w:tr>
-        <w:tc>
-          <w:tcPr/>
-          <w:p>
-            <w:pPr>
-              <w:pStyle w:val="Compact"/>
-            </w:pPr>
-            <w:r>
-              <w:t xml:space="preserve">2</w:t>
-            </w:r>
-          </w:p>
-        </w:tc>
-        <w:tc>
-          <w:tcPr/>
-          <w:p>
-            <w:pPr>
-              <w:pStyle w:val="Compact"/>
-            </w:pPr>
-            <w:r>
-              <w:t xml:space="preserve">HSA/FSA</w:t>
-            </w:r>
-          </w:p>
-        </w:tc>
-        <w:tc>
-          <w:tcPr/>
-          <w:p>
-            <w:pPr>
-              <w:pStyle w:val="Compact"/>
-            </w:pPr>
-            <w:r>
-              <w:t xml:space="preserve">Single approved sentence only. The deflection script exists because explaining eligibility is prohibited, not because Millie lacks the detail.</w:t>
-            </w:r>
-          </w:p>
-        </w:tc>
-      </w:tr>
-      <w:tr>
-        <w:tc>
-          <w:tcPr/>
-          <w:p>
-            <w:pPr>
-              <w:pStyle w:val="Compact"/>
-            </w:pPr>
-            <w:r>
-              <w:t xml:space="preserve">3</w:t>
-            </w:r>
-          </w:p>
-        </w:tc>
-        <w:tc>
-          <w:tcPr/>
-          <w:p>
-            <w:pPr>
-              <w:pStyle w:val="Compact"/>
-            </w:pPr>
-            <w:r>
-              <w:t xml:space="preserve">Health questions</w:t>
-            </w:r>
-          </w:p>
-        </w:tc>
-        <w:tc>
-          <w:tcPr/>
-          <w:p>
-            <w:pPr>
-              <w:pStyle w:val="Compact"/>
-            </w:pPr>
-            <w:r>
-              <w:t xml:space="preserve">Full handling protocol included in the script rather than referenced, because the failure happens live and nobody stops mid-call to look something up.</w:t>
-            </w:r>
-          </w:p>
-        </w:tc>
-      </w:tr>
-      <w:tr>
-        <w:tc>
-          <w:tcPr/>
-          <w:p>
-            <w:pPr>
-              <w:pStyle w:val="Compact"/>
-            </w:pPr>
-            <w:r>
-              <w:t xml:space="preserve">4</w:t>
-            </w:r>
-          </w:p>
-        </w:tc>
-        <w:tc>
-          <w:tcPr/>
-          <w:p>
-            <w:pPr>
-              <w:pStyle w:val="Compact"/>
-            </w:pPr>
-            <w:r>
-              <w:t xml:space="preserve">Study</w:t>
-            </w:r>
-          </w:p>
-        </w:tc>
-        <w:tc>
-          <w:tcPr/>
-          <w:p>
-            <w:pPr>
-              <w:pStyle w:val="Compact"/>
-            </w:pPr>
-            <w:r>
-              <w:t xml:space="preserve">Five participants and no control group stated wherever it comes up.</w:t>
-            </w:r>
-          </w:p>
-        </w:tc>
-      </w:tr>
-    </w:tbl>
-    <w:bookmarkStart w:id="32" w:name="X0ce48624f6d9d02d650c32be291bcdc3b8325ac"/>
-    <w:p>
-      <w:pPr>
-        <w:pStyle w:val="Heading2"/>
-      </w:pPr>
-      <w:r>
-        <w:t xml:space="preserve">Why the offer sits fifth in the call, not first</w:t>
-      </w:r>
-    </w:p>
-    <w:p>
-      <w:pPr>
-        <w:pStyle w:val="FirstParagraph"/>
-      </w:pPr>
-      <w:r>
-        <w:t xml:space="preserve">A discount opening tells the prospect the product needed a discount. These leads have had five educational emails and no pitch, so the call has permission to be a conversation. Asking whether any of it landed, and whether they have ever had a level tested, does two things a price-first opening cannot: it finds out whether they are a real buyer, and it makes the offer land as a reason to act now rather than as the reason to be interested at all.</w:t>
-      </w:r>
-    </w:p>
-    <w:bookmarkEnd w:id="32"/>
-    <w:bookmarkStart w:id="33" w:name="the-one-that-will-actually-go-wrong"/>
-    <w:p>
-      <w:pPr>
-        <w:pStyle w:val="Heading2"/>
-      </w:pPr>
-      <w:r>
-        <w:t xml:space="preserve">The one that will actually go wrong</w:t>
-      </w:r>
-    </w:p>
-    <w:p>
-      <w:pPr>
-        <w:pStyle w:val="FirstParagraph"/>
-      </w:pPr>
-      <w:r>
-        <w:t xml:space="preserve">Not the pitch. A prospect will say something like</w:t>
-      </w:r>
-      <w:r>
-        <w:t xml:space="preserve"> </w:t>
-      </w:r>
-      <w:r>
-        <w:t xml:space="preserve">“I have lupus, would this help me?”</w:t>
-      </w:r>
-      <w:r>
-        <w:t xml:space="preserve"> </w:t>
-      </w:r>
-      <w:r>
-        <w:t xml:space="preserve">and the natural human instinct is to be helpful. Lupus erythematosus is on the contraindication list. The scripted answer exists so that instinct has somewhere to go that is not an answer.</w:t>
-      </w:r>
-    </w:p>
-    <w:p>
-      <w:r>
-        <w:pict>
-          <v:rect style="width:0;height:1.5pt" o:hralign="center" o:hrstd="t" o:hr="t"/>
-        </w:pict>
-      </w:r>
-    </w:p>
-    <w:bookmarkEnd w:id="33"/>
-    <w:bookmarkEnd w:id="34"/>
-    <w:bookmarkStart w:id="35" w:name="if-you-already-told-someone-august-31"/>
-    <w:p>
-      <w:pPr>
-        <w:pStyle w:val="Heading1"/>
-      </w:pPr>
-      <w:r>
-        <w:t xml:space="preserve">If you already told someone August 31</w:t>
+        <w:t xml:space="preserve">Two notes on why the call is built this way</w:t>
       </w:r>
     </w:p>
     <w:p>
@@ -1491,13 +960,13 @@
           <w:b/>
           <w:bCs/>
         </w:rPr>
-        <w:t xml:space="preserve">This is the only part of the extension that can cost you anything.</w:t>
-      </w:r>
-      <w:r>
-        <w:t xml:space="preserve"> </w:t>
-      </w:r>
-      <w:r>
-        <w:t xml:space="preserve">A prospect who was given a hard date, and then finds the date moved, learns that Enyrgy’s deadlines are soft. The next one will not move them, and neither will the price.</w:t>
+        <w:t xml:space="preserve">The offer comes fifth, not first.</w:t>
+      </w:r>
+      <w:r>
+        <w:t xml:space="preserve"> </w:t>
+      </w:r>
+      <w:r>
+        <w:t xml:space="preserve">Opening with a discount tells the prospect the product needed one. These people have had five educational emails and no pitch, so the call has permission to be a conversation. Asking whether it landed, and whether they have ever had a level tested, does two things a price-first opening cannot: it finds out whether they are a real buyer, and it makes the offer land as a reason to act now rather than the reason to be interested at all.</w:t>
       </w:r>
     </w:p>
     <w:p>
@@ -1509,94 +978,28 @@
           <w:b/>
           <w:bCs/>
         </w:rPr>
-        <w:t xml:space="preserve">A deadline that moves for a stated reason does not do that damage. A deadline that just moves does.</w:t>
-      </w:r>
-      <w:r>
-        <w:t xml:space="preserve"> </w:t>
-      </w:r>
-      <w:r>
-        <w:t xml:space="preserve">So give the reason, and give it before they ask.</w:t>
-      </w:r>
-    </w:p>
-    <w:p>
-      <w:pPr>
-        <w:pStyle w:val="BlockText"/>
-      </w:pPr>
-      <w:r>
-        <w:t xml:space="preserve">Quick note. We had this closing on the 31st, but Scott and I are on the road at investor and partner meetings all next week and I did not want anyone deciding something like this while they could not get hold of me. So it is open until September 15. Same terms, nothing else changed.</w:t>
-      </w:r>
-    </w:p>
-    <w:p>
-      <w:pPr>
-        <w:pStyle w:val="FirstParagraph"/>
-      </w:pPr>
-      <w:r>
-        <w:t xml:space="preserve">Two things that keep this honest rather than clever:</w:t>
-      </w:r>
-    </w:p>
-    <w:p>
-      <w:pPr>
-        <w:pStyle w:val="Compact"/>
-        <w:numPr>
-          <w:ilvl w:val="0"/>
-          <w:numId w:val="1002"/>
-        </w:numPr>
-      </w:pPr>
-      <w:r>
-        <w:rPr>
-          <w:b/>
-          <w:bCs/>
-        </w:rPr>
-        <w:t xml:space="preserve">It is true.</w:t>
-      </w:r>
-      <w:r>
-        <w:t xml:space="preserve"> </w:t>
-      </w:r>
-      <w:r>
-        <w:t xml:space="preserve">They are traveling. Do not use it if the reason ever stops being real.</w:t>
-      </w:r>
-    </w:p>
-    <w:p>
-      <w:pPr>
-        <w:pStyle w:val="Compact"/>
-        <w:numPr>
-          <w:ilvl w:val="0"/>
-          <w:numId w:val="1002"/>
-        </w:numPr>
-      </w:pPr>
-      <w:r>
-        <w:rPr>
-          <w:b/>
-          <w:bCs/>
-        </w:rPr>
-        <w:t xml:space="preserve">Say the new date once, plainly, and do not apologize for it.</w:t>
-      </w:r>
-      <w:r>
-        <w:t xml:space="preserve"> </w:t>
-      </w:r>
-      <w:r>
-        <w:t xml:space="preserve">Hedging invites them to wait for the next move.</w:t>
-      </w:r>
-    </w:p>
-    <w:p>
-      <w:pPr>
-        <w:pStyle w:val="FirstParagraph"/>
-      </w:pPr>
-      <w:r>
-        <w:rPr>
-          <w:b/>
-          <w:bCs/>
-        </w:rPr>
-        <w:t xml:space="preserve">Do not extend it again.</w:t>
-      </w:r>
-      <w:r>
-        <w:t xml:space="preserve"> </w:t>
-      </w:r>
-      <w:r>
-        <w:t xml:space="preserve">Twice is a pattern, and a pattern is a price cut everyone can wait out.</w:t>
-      </w:r>
-    </w:p>
-    <w:bookmarkEnd w:id="35"/>
+        <w:t xml:space="preserve">The thing most likely to go wrong is not the pitch.</w:t>
+      </w:r>
+      <w:r>
+        <w:t xml:space="preserve"> </w:t>
+      </w:r>
+      <w:r>
+        <w:t xml:space="preserve">It is that someone says</w:t>
+      </w:r>
+      <w:r>
+        <w:t xml:space="preserve"> </w:t>
+      </w:r>
+      <w:r>
+        <w:t xml:space="preserve">“I have lupus, would this help me?”</w:t>
+      </w:r>
+      <w:r>
+        <w:t xml:space="preserve"> </w:t>
+      </w:r>
+      <w:r>
+        <w:t xml:space="preserve">and the natural instinct is to be helpful. Lupus erythematosus is on the contraindication list. The scripted answer above exists so that instinct has somewhere to go that is not an answer.</w:t>
+      </w:r>
+    </w:p>
+    <w:bookmarkEnd w:id="32"/>
     <w:sectPr>
       <w:headerReference r:id="rId9" w:type="default"/>
       <w:footerReference r:id="rId10" w:type="default"/>
@@ -2551,9 +1954,6 @@
     <w:abstractNumId w:val="990"/>
   </w:num>
   <w:num w:numId="1001">
-    <w:abstractNumId w:val="991"/>
-  </w:num>
-  <w:num w:numId="1002">
     <w:abstractNumId w:val="991"/>
   </w:num>
 </w:numbering>
